--- a/static/docs/management/FAQ.docx
+++ b/static/docs/management/FAQ.docx
@@ -27,7 +27,7 @@
           <w:u w:val="single"/>
           <w:rtl w:val="0"/>
         </w:rPr>
-        <w:t xml:space="preserve">FAQ: Смена управляющей компании и создание ТСЖ</w:t>
+        <w:t xml:space="preserve">ЧАВО: Смена управляющей компании и создание ТСЖ</w:t>
       </w:r>
       <w:r>
         <w:rPr>
@@ -58,7 +58,7 @@
           <w:szCs w:val="24"/>
           <w:rtl w:val="0"/>
         </w:rPr>
-        <w:t xml:space="preserve">Актуально на март 2026</w:t>
+        <w:t xml:space="preserve">Актуально на апрель 2026</w:t>
       </w:r>
     </w:p>
     <w:p>
